--- a/LAPORAN ALGORITMA PEMROGRAMAN.docx
+++ b/LAPORAN ALGORITMA PEMROGRAMAN.docx
@@ -1409,51 +1409,6 @@
     </w:p>
     <w:p>
       <w:pPr>
-        <w:pStyle w:val="DaftarParagraf"/>
-        <w:jc w:val="both"/>
-        <w:rPr>
-          <w:rFonts w:ascii="Times New Roman" w:eastAsia="Times New Roman" w:hAnsi="Times New Roman" w:cs="Times New Roman"/>
-          <w:b/>
-          <w:bCs/>
-        </w:rPr>
-      </w:pPr>
-    </w:p>
-    <w:p>
-      <w:pPr>
-        <w:pStyle w:val="DaftarParagraf"/>
-        <w:jc w:val="both"/>
-        <w:rPr>
-          <w:rFonts w:ascii="Times New Roman" w:eastAsia="Times New Roman" w:hAnsi="Times New Roman" w:cs="Times New Roman"/>
-          <w:b/>
-          <w:bCs/>
-        </w:rPr>
-      </w:pPr>
-    </w:p>
-    <w:p>
-      <w:pPr>
-        <w:pStyle w:val="DaftarParagraf"/>
-        <w:jc w:val="both"/>
-        <w:rPr>
-          <w:rFonts w:ascii="Times New Roman" w:eastAsia="Times New Roman" w:hAnsi="Times New Roman" w:cs="Times New Roman"/>
-          <w:b/>
-          <w:bCs/>
-        </w:rPr>
-      </w:pPr>
-    </w:p>
-    <w:p>
-      <w:pPr>
-        <w:pStyle w:val="DaftarParagraf"/>
-        <w:jc w:val="both"/>
-        <w:rPr>
-          <w:rFonts w:ascii="Times New Roman" w:eastAsia="Times New Roman" w:hAnsi="Times New Roman" w:cs="Times New Roman"/>
-          <w:b/>
-          <w:bCs/>
-        </w:rPr>
-      </w:pPr>
-    </w:p>
-    <w:p>
-      <w:pPr>
-        <w:pStyle w:val="DaftarParagraf"/>
         <w:jc w:val="both"/>
         <w:rPr>
           <w:rFonts w:ascii="Times New Roman" w:hAnsi="Times New Roman" w:cs="Times New Roman"/>
@@ -1482,6 +1437,7 @@
           <w:b/>
           <w:bCs/>
         </w:rPr>
+        <w:lastRenderedPageBreak/>
         <w:t>Pseudocode</w:t>
       </w:r>
     </w:p>
@@ -1491,24 +1447,24 @@
         <w:spacing w:line="276" w:lineRule="auto"/>
         <w:jc w:val="both"/>
         <w:rPr>
-          <w:rFonts w:ascii="Miriam Fixed" w:eastAsia="Times New Roman" w:hAnsi="Miriam Fixed" w:cs="Miriam Fixed"/>
-        </w:rPr>
-      </w:pPr>
-      <w:r>
-        <w:rPr>
-          <w:rFonts w:ascii="Miriam Fixed" w:eastAsia="Times New Roman" w:hAnsi="Miriam Fixed" w:cs="Miriam Fixed" w:hint="cs"/>
+          <w:rFonts w:ascii="Courier New" w:eastAsia="Times New Roman" w:hAnsi="Courier New" w:cs="Courier New"/>
+        </w:rPr>
+      </w:pPr>
+      <w:r>
+        <w:rPr>
+          <w:rFonts w:ascii="Courier New" w:eastAsia="Times New Roman" w:hAnsi="Courier New" w:cs="Courier New"/>
         </w:rPr>
         <w:t>ALGORITMA</w:t>
       </w:r>
       <w:r>
         <w:rPr>
-          <w:rFonts w:ascii="Miriam Fixed" w:eastAsia="Times New Roman" w:hAnsi="Miriam Fixed" w:cs="Miriam Fixed"/>
+          <w:rFonts w:ascii="Courier New" w:eastAsia="Times New Roman" w:hAnsi="Courier New" w:cs="Courier New"/>
         </w:rPr>
         <w:t xml:space="preserve"> </w:t>
       </w:r>
       <w:r>
         <w:rPr>
-          <w:rFonts w:ascii="Miriam Fixed" w:eastAsia="Times New Roman" w:hAnsi="Miriam Fixed" w:cs="Miriam Fixed" w:hint="cs"/>
+          <w:rFonts w:ascii="Courier New" w:eastAsia="Times New Roman" w:hAnsi="Courier New" w:cs="Courier New"/>
         </w:rPr>
         <w:t>Menghitung_Luas_dan_Keliling_Persegi_Panjang</w:t>
       </w:r>
@@ -1519,7 +1475,7 @@
         <w:spacing w:line="276" w:lineRule="auto"/>
         <w:jc w:val="both"/>
         <w:rPr>
-          <w:rFonts w:ascii="Miriam Fixed" w:eastAsia="Times New Roman" w:hAnsi="Miriam Fixed" w:cs="Miriam Fixed"/>
+          <w:rFonts w:ascii="Courier New" w:eastAsia="Times New Roman" w:hAnsi="Courier New" w:cs="Courier New"/>
         </w:rPr>
       </w:pPr>
     </w:p>
@@ -1529,12 +1485,12 @@
         <w:spacing w:line="276" w:lineRule="auto"/>
         <w:jc w:val="both"/>
         <w:rPr>
-          <w:rFonts w:ascii="Miriam Fixed" w:eastAsia="Times New Roman" w:hAnsi="Miriam Fixed" w:cs="Miriam Fixed"/>
-        </w:rPr>
-      </w:pPr>
-      <w:r>
-        <w:rPr>
-          <w:rFonts w:ascii="Miriam Fixed" w:eastAsia="Times New Roman" w:hAnsi="Miriam Fixed" w:cs="Miriam Fixed" w:hint="cs"/>
+          <w:rFonts w:ascii="Courier New" w:eastAsia="Times New Roman" w:hAnsi="Courier New" w:cs="Courier New"/>
+        </w:rPr>
+      </w:pPr>
+      <w:r>
+        <w:rPr>
+          <w:rFonts w:ascii="Courier New" w:eastAsia="Times New Roman" w:hAnsi="Courier New" w:cs="Courier New"/>
         </w:rPr>
         <w:t>DEKLARASI</w:t>
       </w:r>
@@ -1545,12 +1501,12 @@
         <w:spacing w:line="276" w:lineRule="auto"/>
         <w:jc w:val="both"/>
         <w:rPr>
-          <w:rFonts w:ascii="Miriam Fixed" w:eastAsia="Times New Roman" w:hAnsi="Miriam Fixed" w:cs="Miriam Fixed"/>
-        </w:rPr>
-      </w:pPr>
-      <w:r>
-        <w:rPr>
-          <w:rFonts w:ascii="Miriam Fixed" w:eastAsia="Times New Roman" w:hAnsi="Miriam Fixed" w:cs="Miriam Fixed" w:hint="cs"/>
+          <w:rFonts w:ascii="Courier New" w:eastAsia="Times New Roman" w:hAnsi="Courier New" w:cs="Courier New"/>
+        </w:rPr>
+      </w:pPr>
+      <w:r>
+        <w:rPr>
+          <w:rFonts w:ascii="Courier New" w:eastAsia="Times New Roman" w:hAnsi="Courier New" w:cs="Courier New"/>
         </w:rPr>
         <w:t xml:space="preserve">    panjang : real</w:t>
       </w:r>
@@ -1561,12 +1517,12 @@
         <w:spacing w:line="276" w:lineRule="auto"/>
         <w:jc w:val="both"/>
         <w:rPr>
-          <w:rFonts w:ascii="Miriam Fixed" w:eastAsia="Times New Roman" w:hAnsi="Miriam Fixed" w:cs="Miriam Fixed"/>
-        </w:rPr>
-      </w:pPr>
-      <w:r>
-        <w:rPr>
-          <w:rFonts w:ascii="Miriam Fixed" w:eastAsia="Times New Roman" w:hAnsi="Miriam Fixed" w:cs="Miriam Fixed" w:hint="cs"/>
+          <w:rFonts w:ascii="Courier New" w:eastAsia="Times New Roman" w:hAnsi="Courier New" w:cs="Courier New"/>
+        </w:rPr>
+      </w:pPr>
+      <w:r>
+        <w:rPr>
+          <w:rFonts w:ascii="Courier New" w:eastAsia="Times New Roman" w:hAnsi="Courier New" w:cs="Courier New"/>
         </w:rPr>
         <w:t xml:space="preserve">    lebar : real</w:t>
       </w:r>
@@ -1577,12 +1533,12 @@
         <w:spacing w:line="276" w:lineRule="auto"/>
         <w:jc w:val="both"/>
         <w:rPr>
-          <w:rFonts w:ascii="Miriam Fixed" w:eastAsia="Times New Roman" w:hAnsi="Miriam Fixed" w:cs="Miriam Fixed"/>
-        </w:rPr>
-      </w:pPr>
-      <w:r>
-        <w:rPr>
-          <w:rFonts w:ascii="Miriam Fixed" w:eastAsia="Times New Roman" w:hAnsi="Miriam Fixed" w:cs="Miriam Fixed" w:hint="cs"/>
+          <w:rFonts w:ascii="Courier New" w:eastAsia="Times New Roman" w:hAnsi="Courier New" w:cs="Courier New"/>
+        </w:rPr>
+      </w:pPr>
+      <w:r>
+        <w:rPr>
+          <w:rFonts w:ascii="Courier New" w:eastAsia="Times New Roman" w:hAnsi="Courier New" w:cs="Courier New"/>
         </w:rPr>
         <w:t xml:space="preserve">    luas : real</w:t>
       </w:r>
@@ -1593,12 +1549,12 @@
         <w:spacing w:line="276" w:lineRule="auto"/>
         <w:jc w:val="both"/>
         <w:rPr>
-          <w:rFonts w:ascii="Miriam Fixed" w:eastAsia="Times New Roman" w:hAnsi="Miriam Fixed" w:cs="Miriam Fixed"/>
-        </w:rPr>
-      </w:pPr>
-      <w:r>
-        <w:rPr>
-          <w:rFonts w:ascii="Miriam Fixed" w:eastAsia="Times New Roman" w:hAnsi="Miriam Fixed" w:cs="Miriam Fixed" w:hint="cs"/>
+          <w:rFonts w:ascii="Courier New" w:eastAsia="Times New Roman" w:hAnsi="Courier New" w:cs="Courier New"/>
+        </w:rPr>
+      </w:pPr>
+      <w:r>
+        <w:rPr>
+          <w:rFonts w:ascii="Courier New" w:eastAsia="Times New Roman" w:hAnsi="Courier New" w:cs="Courier New"/>
         </w:rPr>
         <w:t xml:space="preserve">    keliling : real</w:t>
       </w:r>
@@ -1609,7 +1565,7 @@
         <w:spacing w:line="276" w:lineRule="auto"/>
         <w:jc w:val="both"/>
         <w:rPr>
-          <w:rFonts w:ascii="Miriam Fixed" w:eastAsia="Times New Roman" w:hAnsi="Miriam Fixed" w:cs="Miriam Fixed"/>
+          <w:rFonts w:ascii="Courier New" w:eastAsia="Times New Roman" w:hAnsi="Courier New" w:cs="Courier New"/>
         </w:rPr>
       </w:pPr>
     </w:p>
@@ -1619,12 +1575,12 @@
         <w:spacing w:line="276" w:lineRule="auto"/>
         <w:jc w:val="both"/>
         <w:rPr>
-          <w:rFonts w:ascii="Miriam Fixed" w:eastAsia="Times New Roman" w:hAnsi="Miriam Fixed" w:cs="Miriam Fixed"/>
-        </w:rPr>
-      </w:pPr>
-      <w:r>
-        <w:rPr>
-          <w:rFonts w:ascii="Miriam Fixed" w:eastAsia="Times New Roman" w:hAnsi="Miriam Fixed" w:cs="Miriam Fixed" w:hint="cs"/>
+          <w:rFonts w:ascii="Courier New" w:eastAsia="Times New Roman" w:hAnsi="Courier New" w:cs="Courier New"/>
+        </w:rPr>
+      </w:pPr>
+      <w:r>
+        <w:rPr>
+          <w:rFonts w:ascii="Courier New" w:eastAsia="Times New Roman" w:hAnsi="Courier New" w:cs="Courier New"/>
         </w:rPr>
         <w:t>DESKRIPSI</w:t>
       </w:r>
@@ -1635,12 +1591,12 @@
         <w:spacing w:line="276" w:lineRule="auto"/>
         <w:jc w:val="both"/>
         <w:rPr>
-          <w:rFonts w:ascii="Miriam Fixed" w:eastAsia="Times New Roman" w:hAnsi="Miriam Fixed" w:cs="Miriam Fixed"/>
-        </w:rPr>
-      </w:pPr>
-      <w:r>
-        <w:rPr>
-          <w:rFonts w:ascii="Miriam Fixed" w:eastAsia="Times New Roman" w:hAnsi="Miriam Fixed" w:cs="Miriam Fixed" w:hint="cs"/>
+          <w:rFonts w:ascii="Courier New" w:eastAsia="Times New Roman" w:hAnsi="Courier New" w:cs="Courier New"/>
+        </w:rPr>
+      </w:pPr>
+      <w:r>
+        <w:rPr>
+          <w:rFonts w:ascii="Courier New" w:eastAsia="Times New Roman" w:hAnsi="Courier New" w:cs="Courier New"/>
         </w:rPr>
         <w:t xml:space="preserve">    Mulai</w:t>
       </w:r>
@@ -1651,7 +1607,7 @@
         <w:spacing w:line="276" w:lineRule="auto"/>
         <w:jc w:val="both"/>
         <w:rPr>
-          <w:rFonts w:ascii="Miriam Fixed" w:eastAsia="Times New Roman" w:hAnsi="Miriam Fixed" w:cs="Miriam Fixed"/>
+          <w:rFonts w:ascii="Courier New" w:eastAsia="Times New Roman" w:hAnsi="Courier New" w:cs="Courier New"/>
         </w:rPr>
       </w:pPr>
     </w:p>
@@ -1661,12 +1617,12 @@
         <w:spacing w:line="276" w:lineRule="auto"/>
         <w:jc w:val="both"/>
         <w:rPr>
-          <w:rFonts w:ascii="Miriam Fixed" w:eastAsia="Times New Roman" w:hAnsi="Miriam Fixed" w:cs="Miriam Fixed"/>
-        </w:rPr>
-      </w:pPr>
-      <w:r>
-        <w:rPr>
-          <w:rFonts w:ascii="Miriam Fixed" w:eastAsia="Times New Roman" w:hAnsi="Miriam Fixed" w:cs="Miriam Fixed" w:hint="cs"/>
+          <w:rFonts w:ascii="Courier New" w:eastAsia="Times New Roman" w:hAnsi="Courier New" w:cs="Courier New"/>
+        </w:rPr>
+      </w:pPr>
+      <w:r>
+        <w:rPr>
+          <w:rFonts w:ascii="Courier New" w:eastAsia="Times New Roman" w:hAnsi="Courier New" w:cs="Courier New"/>
         </w:rPr>
         <w:t xml:space="preserve">    Input panjang</w:t>
       </w:r>
@@ -1677,12 +1633,12 @@
         <w:spacing w:line="276" w:lineRule="auto"/>
         <w:jc w:val="both"/>
         <w:rPr>
-          <w:rFonts w:ascii="Miriam Fixed" w:eastAsia="Times New Roman" w:hAnsi="Miriam Fixed" w:cs="Miriam Fixed"/>
-        </w:rPr>
-      </w:pPr>
-      <w:r>
-        <w:rPr>
-          <w:rFonts w:ascii="Miriam Fixed" w:eastAsia="Times New Roman" w:hAnsi="Miriam Fixed" w:cs="Miriam Fixed" w:hint="cs"/>
+          <w:rFonts w:ascii="Courier New" w:eastAsia="Times New Roman" w:hAnsi="Courier New" w:cs="Courier New"/>
+        </w:rPr>
+      </w:pPr>
+      <w:r>
+        <w:rPr>
+          <w:rFonts w:ascii="Courier New" w:eastAsia="Times New Roman" w:hAnsi="Courier New" w:cs="Courier New"/>
         </w:rPr>
         <w:t xml:space="preserve">    Input lebar</w:t>
       </w:r>
@@ -1693,7 +1649,7 @@
         <w:spacing w:line="276" w:lineRule="auto"/>
         <w:jc w:val="both"/>
         <w:rPr>
-          <w:rFonts w:ascii="Miriam Fixed" w:eastAsia="Times New Roman" w:hAnsi="Miriam Fixed" w:cs="Miriam Fixed"/>
+          <w:rFonts w:ascii="Courier New" w:eastAsia="Times New Roman" w:hAnsi="Courier New" w:cs="Courier New"/>
         </w:rPr>
       </w:pPr>
     </w:p>
@@ -1703,36 +1659,24 @@
         <w:spacing w:line="276" w:lineRule="auto"/>
         <w:jc w:val="both"/>
         <w:rPr>
-          <w:rFonts w:ascii="Miriam Fixed" w:eastAsia="Times New Roman" w:hAnsi="Miriam Fixed" w:cs="Miriam Fixed"/>
-        </w:rPr>
-      </w:pPr>
-      <w:r>
-        <w:rPr>
-          <w:rFonts w:ascii="Miriam Fixed" w:eastAsia="Times New Roman" w:hAnsi="Miriam Fixed" w:cs="Miriam Fixed" w:hint="cs"/>
-        </w:rPr>
-        <w:t xml:space="preserve">    luas </w:t>
-      </w:r>
-      <w:r>
-        <w:rPr>
-          <w:rFonts w:ascii="Times New Roman" w:eastAsia="Times New Roman" w:hAnsi="Times New Roman" w:cs="Times New Roman"/>
-        </w:rPr>
-        <w:t>←</w:t>
-      </w:r>
-      <w:r>
-        <w:rPr>
-          <w:rFonts w:ascii="Miriam Fixed" w:eastAsia="Times New Roman" w:hAnsi="Miriam Fixed" w:cs="Miriam Fixed" w:hint="cs"/>
-        </w:rPr>
-        <w:t xml:space="preserve"> panjang </w:t>
-      </w:r>
-      <w:r>
-        <w:rPr>
-          <w:rFonts w:ascii="Miriam Fixed" w:eastAsia="Times New Roman" w:hAnsi="Miriam Fixed" w:cs="Miriam Fixed" w:hint="cs"/>
+          <w:rFonts w:ascii="Courier New" w:eastAsia="Times New Roman" w:hAnsi="Courier New" w:cs="Courier New"/>
+        </w:rPr>
+      </w:pPr>
+      <w:r>
+        <w:rPr>
+          <w:rFonts w:ascii="Courier New" w:eastAsia="Times New Roman" w:hAnsi="Courier New" w:cs="Courier New"/>
+        </w:rPr>
+        <w:t xml:space="preserve">    luas ← panjang </w:t>
+      </w:r>
+      <w:r>
+        <w:rPr>
+          <w:rFonts w:ascii="Courier New" w:eastAsia="Times New Roman" w:hAnsi="Courier New" w:cs="Courier New"/>
         </w:rPr>
         <w:t>*</w:t>
       </w:r>
       <w:r>
         <w:rPr>
-          <w:rFonts w:ascii="Miriam Fixed" w:eastAsia="Times New Roman" w:hAnsi="Miriam Fixed" w:cs="Miriam Fixed" w:hint="cs"/>
+          <w:rFonts w:ascii="Courier New" w:eastAsia="Times New Roman" w:hAnsi="Courier New" w:cs="Courier New"/>
         </w:rPr>
         <w:t xml:space="preserve"> lebar</w:t>
       </w:r>
@@ -1743,36 +1687,24 @@
         <w:spacing w:line="276" w:lineRule="auto"/>
         <w:jc w:val="both"/>
         <w:rPr>
-          <w:rFonts w:ascii="Miriam Fixed" w:eastAsia="Times New Roman" w:hAnsi="Miriam Fixed" w:cs="Miriam Fixed"/>
-        </w:rPr>
-      </w:pPr>
-      <w:r>
-        <w:rPr>
-          <w:rFonts w:ascii="Miriam Fixed" w:eastAsia="Times New Roman" w:hAnsi="Miriam Fixed" w:cs="Miriam Fixed" w:hint="cs"/>
-        </w:rPr>
-        <w:t xml:space="preserve">    keliling </w:t>
-      </w:r>
-      <w:r>
-        <w:rPr>
-          <w:rFonts w:ascii="Times New Roman" w:eastAsia="Times New Roman" w:hAnsi="Times New Roman" w:cs="Times New Roman"/>
-        </w:rPr>
-        <w:t>←</w:t>
-      </w:r>
-      <w:r>
-        <w:rPr>
-          <w:rFonts w:ascii="Miriam Fixed" w:eastAsia="Times New Roman" w:hAnsi="Miriam Fixed" w:cs="Miriam Fixed" w:hint="cs"/>
-        </w:rPr>
-        <w:t xml:space="preserve"> 2 </w:t>
-      </w:r>
-      <w:r>
-        <w:rPr>
-          <w:rFonts w:ascii="Miriam Fixed" w:eastAsia="Times New Roman" w:hAnsi="Miriam Fixed" w:cs="Miriam Fixed" w:hint="cs"/>
+          <w:rFonts w:ascii="Courier New" w:eastAsia="Times New Roman" w:hAnsi="Courier New" w:cs="Courier New"/>
+        </w:rPr>
+      </w:pPr>
+      <w:r>
+        <w:rPr>
+          <w:rFonts w:ascii="Courier New" w:eastAsia="Times New Roman" w:hAnsi="Courier New" w:cs="Courier New"/>
+        </w:rPr>
+        <w:t xml:space="preserve">    keliling ← 2 </w:t>
+      </w:r>
+      <w:r>
+        <w:rPr>
+          <w:rFonts w:ascii="Courier New" w:eastAsia="Times New Roman" w:hAnsi="Courier New" w:cs="Courier New"/>
         </w:rPr>
         <w:t>*</w:t>
       </w:r>
       <w:r>
         <w:rPr>
-          <w:rFonts w:ascii="Miriam Fixed" w:eastAsia="Times New Roman" w:hAnsi="Miriam Fixed" w:cs="Miriam Fixed" w:hint="cs"/>
+          <w:rFonts w:ascii="Courier New" w:eastAsia="Times New Roman" w:hAnsi="Courier New" w:cs="Courier New"/>
         </w:rPr>
         <w:t xml:space="preserve"> (panjang + lebar)</w:t>
       </w:r>
@@ -1783,7 +1715,7 @@
         <w:spacing w:line="276" w:lineRule="auto"/>
         <w:jc w:val="both"/>
         <w:rPr>
-          <w:rFonts w:ascii="Miriam Fixed" w:eastAsia="Times New Roman" w:hAnsi="Miriam Fixed" w:cs="Miriam Fixed"/>
+          <w:rFonts w:ascii="Courier New" w:eastAsia="Times New Roman" w:hAnsi="Courier New" w:cs="Courier New"/>
         </w:rPr>
       </w:pPr>
     </w:p>
@@ -1793,12 +1725,12 @@
         <w:spacing w:line="276" w:lineRule="auto"/>
         <w:jc w:val="both"/>
         <w:rPr>
-          <w:rFonts w:ascii="Miriam Fixed" w:eastAsia="Times New Roman" w:hAnsi="Miriam Fixed" w:cs="Miriam Fixed"/>
-        </w:rPr>
-      </w:pPr>
-      <w:r>
-        <w:rPr>
-          <w:rFonts w:ascii="Miriam Fixed" w:eastAsia="Times New Roman" w:hAnsi="Miriam Fixed" w:cs="Miriam Fixed" w:hint="cs"/>
+          <w:rFonts w:ascii="Courier New" w:eastAsia="Times New Roman" w:hAnsi="Courier New" w:cs="Courier New"/>
+        </w:rPr>
+      </w:pPr>
+      <w:r>
+        <w:rPr>
+          <w:rFonts w:ascii="Courier New" w:eastAsia="Times New Roman" w:hAnsi="Courier New" w:cs="Courier New"/>
         </w:rPr>
         <w:t xml:space="preserve">    Output "Luas persegi panjang = ", luas</w:t>
       </w:r>
@@ -1809,12 +1741,12 @@
         <w:spacing w:line="276" w:lineRule="auto"/>
         <w:jc w:val="both"/>
         <w:rPr>
-          <w:rFonts w:ascii="Miriam Fixed" w:eastAsia="Times New Roman" w:hAnsi="Miriam Fixed" w:cs="Miriam Fixed"/>
-        </w:rPr>
-      </w:pPr>
-      <w:r>
-        <w:rPr>
-          <w:rFonts w:ascii="Miriam Fixed" w:eastAsia="Times New Roman" w:hAnsi="Miriam Fixed" w:cs="Miriam Fixed" w:hint="cs"/>
+          <w:rFonts w:ascii="Courier New" w:eastAsia="Times New Roman" w:hAnsi="Courier New" w:cs="Courier New"/>
+        </w:rPr>
+      </w:pPr>
+      <w:r>
+        <w:rPr>
+          <w:rFonts w:ascii="Courier New" w:eastAsia="Times New Roman" w:hAnsi="Courier New" w:cs="Courier New"/>
         </w:rPr>
         <w:t xml:space="preserve">    Output "Keliling persegi panjang = ", keliling</w:t>
       </w:r>
@@ -1825,7 +1757,7 @@
         <w:spacing w:line="276" w:lineRule="auto"/>
         <w:jc w:val="both"/>
         <w:rPr>
-          <w:rFonts w:ascii="Miriam Fixed" w:eastAsia="Times New Roman" w:hAnsi="Miriam Fixed" w:cs="Miriam Fixed"/>
+          <w:rFonts w:ascii="Courier New" w:eastAsia="Times New Roman" w:hAnsi="Courier New" w:cs="Courier New"/>
         </w:rPr>
       </w:pPr>
     </w:p>
@@ -1835,12 +1767,12 @@
         <w:spacing w:line="276" w:lineRule="auto"/>
         <w:jc w:val="both"/>
         <w:rPr>
-          <w:rFonts w:ascii="Miriam Fixed" w:eastAsia="Times New Roman" w:hAnsi="Miriam Fixed" w:cs="Miriam Fixed"/>
-        </w:rPr>
-      </w:pPr>
-      <w:r>
-        <w:rPr>
-          <w:rFonts w:ascii="Miriam Fixed" w:eastAsia="Times New Roman" w:hAnsi="Miriam Fixed" w:cs="Miriam Fixed" w:hint="cs"/>
+          <w:rFonts w:ascii="Courier New" w:eastAsia="Times New Roman" w:hAnsi="Courier New" w:cs="Courier New"/>
+        </w:rPr>
+      </w:pPr>
+      <w:r>
+        <w:rPr>
+          <w:rFonts w:ascii="Courier New" w:eastAsia="Times New Roman" w:hAnsi="Courier New" w:cs="Courier New"/>
         </w:rPr>
         <w:t xml:space="preserve">    Selesai</w:t>
       </w:r>
@@ -1980,25 +1912,21 @@
         <w:rPr>
           <w:rFonts w:ascii="Times New Roman" w:eastAsia="Times New Roman" w:hAnsi="Times New Roman" w:cs="Times New Roman"/>
         </w:rPr>
-        <w:t>: https://github.com/putriariyanti156-tech/algoritma-dan-pemograman-2026</w:t>
-      </w:r>
-      <w:r>
-        <w:rPr>
-          <w:rFonts w:ascii="Times New Roman" w:eastAsia="Times New Roman" w:hAnsi="Times New Roman" w:cs="Times New Roman"/>
-        </w:rPr>
-        <w:t>.git</w:t>
-      </w:r>
-    </w:p>
-    <w:p>
-      <w:pPr>
-        <w:jc w:val="both"/>
-        <w:rPr>
-          <w:rFonts w:ascii="Times New Roman" w:eastAsia="Times New Roman" w:hAnsi="Times New Roman" w:cs="Times New Roman"/>
-        </w:rPr>
-      </w:pPr>
-    </w:p>
-    <w:p>
-      <w:pPr>
+        <w:t xml:space="preserve">: </w:t>
+      </w:r>
+      <w:hyperlink r:id="rId7" w:history="1">
+        <w:r>
+          <w:rPr>
+            <w:rStyle w:val="Hyperlink"/>
+            <w:rFonts w:ascii="Times New Roman" w:eastAsia="Times New Roman" w:hAnsi="Times New Roman" w:cs="Times New Roman"/>
+          </w:rPr>
+          <w:t>https://github.com/putriariyanti156-tech/algoritma-dan-pemograman-2026.git</w:t>
+        </w:r>
+      </w:hyperlink>
+    </w:p>
+    <w:p>
+      <w:pPr>
+        <w:pStyle w:val="DaftarParagraf"/>
         <w:jc w:val="both"/>
         <w:rPr>
           <w:rFonts w:ascii="Times New Roman" w:eastAsia="Times New Roman" w:hAnsi="Times New Roman" w:cs="Times New Roman"/>
@@ -2014,28 +1942,375 @@
         </w:numPr>
         <w:jc w:val="both"/>
         <w:rPr>
+          <w:rFonts w:ascii="Times New Roman" w:eastAsia="Times New Roman" w:hAnsi="Times New Roman" w:cs="Times New Roman"/>
+          <w:b/>
+          <w:bCs/>
+        </w:rPr>
+      </w:pPr>
+      <w:r>
+        <w:rPr>
+          <w:rFonts w:ascii="Times New Roman" w:eastAsia="Times New Roman" w:hAnsi="Times New Roman" w:cs="Times New Roman"/>
+          <w:noProof/>
+        </w:rPr>
+        <w:lastRenderedPageBreak/>
+        <w:drawing>
+          <wp:anchor distT="0" distB="0" distL="114300" distR="114300" simplePos="0" relativeHeight="251685888" behindDoc="0" locked="0" layoutInCell="1" allowOverlap="1" wp14:anchorId="10D6FB5F" wp14:editId="294DE371">
+            <wp:simplePos x="0" y="0"/>
+            <wp:positionH relativeFrom="column">
+              <wp:posOffset>671830</wp:posOffset>
+            </wp:positionH>
+            <wp:positionV relativeFrom="paragraph">
+              <wp:posOffset>408305</wp:posOffset>
+            </wp:positionV>
+            <wp:extent cx="4237990" cy="2291080"/>
+            <wp:effectExtent l="0" t="0" r="0" b="0"/>
+            <wp:wrapTopAndBottom/>
+            <wp:docPr id="1809804581" name="Gambar 1"/>
+            <wp:cNvGraphicFramePr>
+              <a:graphicFrameLocks xmlns:a="http://schemas.openxmlformats.org/drawingml/2006/main" noChangeAspect="1"/>
+            </wp:cNvGraphicFramePr>
+            <a:graphic xmlns:a="http://schemas.openxmlformats.org/drawingml/2006/main">
+              <a:graphicData uri="http://schemas.openxmlformats.org/drawingml/2006/picture">
+                <pic:pic xmlns:pic="http://schemas.openxmlformats.org/drawingml/2006/picture">
+                  <pic:nvPicPr>
+                    <pic:cNvPr id="1809804581" name="Gambar 1809804581"/>
+                    <pic:cNvPicPr/>
+                  </pic:nvPicPr>
+                  <pic:blipFill rotWithShape="1">
+                    <a:blip r:embed="rId8">
+                      <a:extLst>
+                        <a:ext uri="{28A0092B-C50C-407E-A947-70E740481C1C}">
+                          <a14:useLocalDpi xmlns:a14="http://schemas.microsoft.com/office/drawing/2010/main" val="0"/>
+                        </a:ext>
+                      </a:extLst>
+                    </a:blip>
+                    <a:srcRect r="35996" b="47712"/>
+                    <a:stretch>
+                      <a:fillRect/>
+                    </a:stretch>
+                  </pic:blipFill>
+                  <pic:spPr bwMode="auto">
+                    <a:xfrm>
+                      <a:off x="0" y="0"/>
+                      <a:ext cx="4237990" cy="2291080"/>
+                    </a:xfrm>
+                    <a:prstGeom prst="rect">
+                      <a:avLst/>
+                    </a:prstGeom>
+                    <a:ln>
+                      <a:noFill/>
+                    </a:ln>
+                    <a:extLst>
+                      <a:ext uri="{53640926-AAD7-44D8-BBD7-CCE9431645EC}">
+                        <a14:shadowObscured xmlns:a14="http://schemas.microsoft.com/office/drawing/2010/main"/>
+                      </a:ext>
+                    </a:extLst>
+                  </pic:spPr>
+                </pic:pic>
+              </a:graphicData>
+            </a:graphic>
+            <wp14:sizeRelH relativeFrom="margin">
+              <wp14:pctWidth>0</wp14:pctWidth>
+            </wp14:sizeRelH>
+            <wp14:sizeRelV relativeFrom="margin">
+              <wp14:pctHeight>0</wp14:pctHeight>
+            </wp14:sizeRelV>
+          </wp:anchor>
+        </w:drawing>
+      </w:r>
+      <w:r>
+        <w:rPr>
+          <w:rFonts w:ascii="Times New Roman" w:eastAsia="Times New Roman" w:hAnsi="Times New Roman" w:cs="Times New Roman"/>
+          <w:b/>
+          <w:bCs/>
+        </w:rPr>
+        <w:t xml:space="preserve">Implementasi </w:t>
+      </w:r>
+      <w:proofErr w:type="spellStart"/>
+      <w:r>
+        <w:rPr>
+          <w:rFonts w:ascii="Times New Roman" w:eastAsia="Times New Roman" w:hAnsi="Times New Roman" w:cs="Times New Roman"/>
+          <w:b/>
+          <w:bCs/>
+        </w:rPr>
+        <w:t>phyton</w:t>
+      </w:r>
+      <w:proofErr w:type="spellEnd"/>
+    </w:p>
+    <w:p>
+      <w:pPr>
+        <w:jc w:val="both"/>
+        <w:rPr>
+          <w:rFonts w:ascii="Times New Roman" w:eastAsia="Times New Roman" w:hAnsi="Times New Roman" w:cs="Times New Roman"/>
+        </w:rPr>
+      </w:pPr>
+      <w:r>
+        <w:rPr>
+          <w:rFonts w:ascii="Times New Roman" w:eastAsia="Times New Roman" w:hAnsi="Times New Roman" w:cs="Times New Roman"/>
+        </w:rPr>
+        <w:t xml:space="preserve">       </w:t>
+      </w:r>
+    </w:p>
+    <w:p>
+      <w:pPr>
+        <w:jc w:val="both"/>
+        <w:rPr>
+          <w:rFonts w:ascii="Times New Roman" w:eastAsia="Times New Roman" w:hAnsi="Times New Roman" w:cs="Times New Roman"/>
+        </w:rPr>
+      </w:pPr>
+      <w:r>
+        <w:rPr>
+          <w:rFonts w:ascii="Times New Roman" w:eastAsia="Times New Roman" w:hAnsi="Times New Roman" w:cs="Times New Roman"/>
+          <w:noProof/>
+        </w:rPr>
+        <w:drawing>
+          <wp:anchor distT="0" distB="0" distL="114300" distR="114300" simplePos="0" relativeHeight="251686912" behindDoc="0" locked="0" layoutInCell="1" allowOverlap="1" wp14:anchorId="2ADF545F" wp14:editId="7222F665">
+            <wp:simplePos x="0" y="0"/>
+            <wp:positionH relativeFrom="column">
+              <wp:posOffset>669925</wp:posOffset>
+            </wp:positionH>
+            <wp:positionV relativeFrom="paragraph">
+              <wp:posOffset>217170</wp:posOffset>
+            </wp:positionV>
+            <wp:extent cx="4231640" cy="2268220"/>
+            <wp:effectExtent l="0" t="0" r="0" b="0"/>
+            <wp:wrapTopAndBottom/>
+            <wp:docPr id="734040338" name="Gambar 2"/>
+            <wp:cNvGraphicFramePr>
+              <a:graphicFrameLocks xmlns:a="http://schemas.openxmlformats.org/drawingml/2006/main" noChangeAspect="1"/>
+            </wp:cNvGraphicFramePr>
+            <a:graphic xmlns:a="http://schemas.openxmlformats.org/drawingml/2006/main">
+              <a:graphicData uri="http://schemas.openxmlformats.org/drawingml/2006/picture">
+                <pic:pic xmlns:pic="http://schemas.openxmlformats.org/drawingml/2006/picture">
+                  <pic:nvPicPr>
+                    <pic:cNvPr id="734040338" name="Gambar 734040338"/>
+                    <pic:cNvPicPr/>
+                  </pic:nvPicPr>
+                  <pic:blipFill rotWithShape="1">
+                    <a:blip r:embed="rId9">
+                      <a:extLst>
+                        <a:ext uri="{28A0092B-C50C-407E-A947-70E740481C1C}">
+                          <a14:useLocalDpi xmlns:a14="http://schemas.microsoft.com/office/drawing/2010/main" val="0"/>
+                        </a:ext>
+                      </a:extLst>
+                    </a:blip>
+                    <a:srcRect r="37448" b="52884"/>
+                    <a:stretch>
+                      <a:fillRect/>
+                    </a:stretch>
+                  </pic:blipFill>
+                  <pic:spPr bwMode="auto">
+                    <a:xfrm>
+                      <a:off x="0" y="0"/>
+                      <a:ext cx="4231640" cy="2268220"/>
+                    </a:xfrm>
+                    <a:prstGeom prst="rect">
+                      <a:avLst/>
+                    </a:prstGeom>
+                    <a:ln>
+                      <a:noFill/>
+                    </a:ln>
+                    <a:extLst>
+                      <a:ext uri="{53640926-AAD7-44D8-BBD7-CCE9431645EC}">
+                        <a14:shadowObscured xmlns:a14="http://schemas.microsoft.com/office/drawing/2010/main"/>
+                      </a:ext>
+                    </a:extLst>
+                  </pic:spPr>
+                </pic:pic>
+              </a:graphicData>
+            </a:graphic>
+            <wp14:sizeRelH relativeFrom="margin">
+              <wp14:pctWidth>0</wp14:pctWidth>
+            </wp14:sizeRelH>
+            <wp14:sizeRelV relativeFrom="margin">
+              <wp14:pctHeight>0</wp14:pctHeight>
+            </wp14:sizeRelV>
+          </wp:anchor>
+        </w:drawing>
+      </w:r>
+    </w:p>
+    <w:p>
+      <w:pPr>
+        <w:jc w:val="both"/>
+        <w:rPr>
+          <w:rFonts w:ascii="Times New Roman" w:eastAsia="Times New Roman" w:hAnsi="Times New Roman" w:cs="Times New Roman"/>
+        </w:rPr>
+      </w:pPr>
+    </w:p>
+    <w:p>
+      <w:pPr>
+        <w:pStyle w:val="DaftarParagraf"/>
+        <w:numPr>
+          <w:ilvl w:val="0"/>
+          <w:numId w:val="2"/>
+        </w:numPr>
+        <w:jc w:val="both"/>
+        <w:rPr>
+          <w:rFonts w:ascii="Times New Roman" w:eastAsia="Times New Roman" w:hAnsi="Times New Roman" w:cs="Times New Roman"/>
+          <w:b/>
+          <w:bCs/>
+        </w:rPr>
+      </w:pPr>
+      <w:proofErr w:type="spellStart"/>
+      <w:r>
+        <w:rPr>
+          <w:rFonts w:ascii="Times New Roman" w:eastAsia="Times New Roman" w:hAnsi="Times New Roman" w:cs="Times New Roman"/>
+          <w:b/>
+          <w:bCs/>
+        </w:rPr>
+        <w:t>Test</w:t>
+      </w:r>
+      <w:proofErr w:type="spellEnd"/>
+      <w:r>
+        <w:rPr>
+          <w:rFonts w:ascii="Times New Roman" w:eastAsia="Times New Roman" w:hAnsi="Times New Roman" w:cs="Times New Roman"/>
+          <w:b/>
+          <w:bCs/>
+        </w:rPr>
+        <w:t xml:space="preserve"> </w:t>
+      </w:r>
+      <w:proofErr w:type="spellStart"/>
+      <w:r>
+        <w:rPr>
+          <w:rFonts w:ascii="Times New Roman" w:eastAsia="Times New Roman" w:hAnsi="Times New Roman" w:cs="Times New Roman"/>
+          <w:b/>
+          <w:bCs/>
+        </w:rPr>
+        <w:t>case</w:t>
+      </w:r>
+      <w:proofErr w:type="spellEnd"/>
+      <w:r>
+        <w:rPr>
+          <w:rFonts w:ascii="Times New Roman" w:eastAsia="Times New Roman" w:hAnsi="Times New Roman" w:cs="Times New Roman"/>
+          <w:b/>
+          <w:bCs/>
+        </w:rPr>
+        <w:t xml:space="preserve"> </w:t>
+      </w:r>
+    </w:p>
+    <w:p>
+      <w:pPr>
+        <w:jc w:val="both"/>
+        <w:rPr>
+          <w:rFonts w:ascii="Times New Roman" w:eastAsia="Times New Roman" w:hAnsi="Times New Roman" w:cs="Times New Roman"/>
+        </w:rPr>
+      </w:pPr>
+      <w:r>
+        <w:rPr>
+          <w:rFonts w:ascii="Times New Roman" w:eastAsia="Times New Roman" w:hAnsi="Times New Roman" w:cs="Times New Roman"/>
+          <w:noProof/>
+        </w:rPr>
+        <w:drawing>
+          <wp:anchor distT="0" distB="0" distL="114300" distR="114300" simplePos="0" relativeHeight="251687936" behindDoc="0" locked="0" layoutInCell="1" allowOverlap="1" wp14:anchorId="1E0A0A17" wp14:editId="061C797D">
+            <wp:simplePos x="0" y="0"/>
+            <wp:positionH relativeFrom="column">
+              <wp:posOffset>605155</wp:posOffset>
+            </wp:positionH>
+            <wp:positionV relativeFrom="paragraph">
+              <wp:posOffset>220980</wp:posOffset>
+            </wp:positionV>
+            <wp:extent cx="4290060" cy="1007745"/>
+            <wp:effectExtent l="0" t="0" r="0" b="1905"/>
+            <wp:wrapTopAndBottom/>
+            <wp:docPr id="929246140" name="Gambar 3"/>
+            <wp:cNvGraphicFramePr>
+              <a:graphicFrameLocks xmlns:a="http://schemas.openxmlformats.org/drawingml/2006/main" noChangeAspect="1"/>
+            </wp:cNvGraphicFramePr>
+            <a:graphic xmlns:a="http://schemas.openxmlformats.org/drawingml/2006/main">
+              <a:graphicData uri="http://schemas.openxmlformats.org/drawingml/2006/picture">
+                <pic:pic xmlns:pic="http://schemas.openxmlformats.org/drawingml/2006/picture">
+                  <pic:nvPicPr>
+                    <pic:cNvPr id="929246140" name="Gambar 929246140"/>
+                    <pic:cNvPicPr/>
+                  </pic:nvPicPr>
+                  <pic:blipFill>
+                    <a:blip r:embed="rId10">
+                      <a:extLst>
+                        <a:ext uri="{28A0092B-C50C-407E-A947-70E740481C1C}">
+                          <a14:useLocalDpi xmlns:a14="http://schemas.microsoft.com/office/drawing/2010/main" val="0"/>
+                        </a:ext>
+                      </a:extLst>
+                    </a:blip>
+                    <a:stretch>
+                      <a:fillRect/>
+                    </a:stretch>
+                  </pic:blipFill>
+                  <pic:spPr>
+                    <a:xfrm>
+                      <a:off x="0" y="0"/>
+                      <a:ext cx="4290060" cy="1007745"/>
+                    </a:xfrm>
+                    <a:prstGeom prst="rect">
+                      <a:avLst/>
+                    </a:prstGeom>
+                  </pic:spPr>
+                </pic:pic>
+              </a:graphicData>
+            </a:graphic>
+            <wp14:sizeRelH relativeFrom="margin">
+              <wp14:pctWidth>0</wp14:pctWidth>
+            </wp14:sizeRelH>
+            <wp14:sizeRelV relativeFrom="margin">
+              <wp14:pctHeight>0</wp14:pctHeight>
+            </wp14:sizeRelV>
+          </wp:anchor>
+        </w:drawing>
+      </w:r>
+    </w:p>
+    <w:p>
+      <w:pPr>
+        <w:jc w:val="both"/>
+        <w:rPr>
+          <w:rFonts w:ascii="Times New Roman" w:eastAsia="Times New Roman" w:hAnsi="Times New Roman" w:cs="Times New Roman"/>
+        </w:rPr>
+      </w:pPr>
+    </w:p>
+    <w:p>
+      <w:pPr>
+        <w:jc w:val="both"/>
+        <w:rPr>
+          <w:rFonts w:ascii="Times New Roman" w:eastAsia="Times New Roman" w:hAnsi="Times New Roman" w:cs="Times New Roman"/>
+        </w:rPr>
+      </w:pPr>
+    </w:p>
+    <w:p>
+      <w:pPr>
+        <w:jc w:val="both"/>
+        <w:rPr>
+          <w:rFonts w:ascii="Times New Roman" w:eastAsia="Times New Roman" w:hAnsi="Times New Roman" w:cs="Times New Roman"/>
+        </w:rPr>
+      </w:pPr>
+    </w:p>
+    <w:p>
+      <w:pPr>
+        <w:jc w:val="both"/>
+        <w:rPr>
+          <w:rFonts w:ascii="Times New Roman" w:eastAsia="Times New Roman" w:hAnsi="Times New Roman" w:cs="Times New Roman"/>
+        </w:rPr>
+      </w:pPr>
+    </w:p>
+    <w:p>
+      <w:pPr>
+        <w:pStyle w:val="DaftarParagraf"/>
+        <w:numPr>
+          <w:ilvl w:val="0"/>
+          <w:numId w:val="2"/>
+        </w:numPr>
+        <w:jc w:val="both"/>
+        <w:rPr>
           <w:rFonts w:ascii="Times New Roman" w:hAnsi="Times New Roman" w:cs="Times New Roman"/>
           <w:b/>
           <w:bCs/>
         </w:rPr>
       </w:pPr>
-      <w:proofErr w:type="spellStart"/>
       <w:r>
         <w:rPr>
           <w:rFonts w:ascii="Times New Roman" w:eastAsia="Times New Roman" w:hAnsi="Times New Roman" w:cs="Times New Roman"/>
           <w:b/>
           <w:bCs/>
         </w:rPr>
-        <w:t>Flowchart</w:t>
-      </w:r>
-      <w:proofErr w:type="spellEnd"/>
-      <w:r>
-        <w:rPr>
-          <w:rFonts w:ascii="Times New Roman" w:eastAsia="Times New Roman" w:hAnsi="Times New Roman" w:cs="Times New Roman"/>
-          <w:b/>
-          <w:bCs/>
-        </w:rPr>
-        <w:t xml:space="preserve"> </w:t>
+        <w:lastRenderedPageBreak/>
+        <w:t xml:space="preserve">Flowchart </w:t>
       </w:r>
     </w:p>
     <w:p>
@@ -2911,15 +3186,7 @@
                                 <w:sz w:val="28"/>
                                 <w:szCs w:val="28"/>
                               </w:rPr>
-                              <w:t xml:space="preserve"> x (</w:t>
-                            </w:r>
-                            <w:r>
-                              <w:rPr>
-                                <w:rFonts w:ascii="Times New Roman" w:hAnsi="Times New Roman" w:cs="Times New Roman"/>
-                                <w:sz w:val="28"/>
-                                <w:szCs w:val="28"/>
-                              </w:rPr>
-                              <w:t>p+l)</w:t>
+                              <w:t xml:space="preserve"> x (p+l)</w:t>
                             </w:r>
                           </w:p>
                         </w:txbxContent>
@@ -6003,6 +6270,29 @@
       </w:tcPr>
     </w:tblStylePr>
   </w:style>
+  <w:style w:type="character" w:styleId="Hyperlink">
+    <w:name w:val="Hyperlink"/>
+    <w:basedOn w:val="FontParagrafDefault"/>
+    <w:uiPriority w:val="99"/>
+    <w:unhideWhenUsed/>
+    <w:rsid w:val="00DC4C8C"/>
+    <w:rPr>
+      <w:color w:val="467886" w:themeColor="hyperlink"/>
+      <w:u w:val="single"/>
+    </w:rPr>
+  </w:style>
+  <w:style w:type="character" w:styleId="SebutanYangBelumTerselesaikan">
+    <w:name w:val="Unresolved Mention"/>
+    <w:basedOn w:val="FontParagrafDefault"/>
+    <w:uiPriority w:val="99"/>
+    <w:semiHidden/>
+    <w:unhideWhenUsed/>
+    <w:rsid w:val="00DC4C8C"/>
+    <w:rPr>
+      <w:color w:val="605E5C"/>
+      <w:shd w:val="clear" w:color="auto" w:fill="E1DFDD"/>
+    </w:rPr>
+  </w:style>
 </w:styles>
 </file>
 
